--- a/Knowledge/3-Work knowledge/1-Software Engineering/2-Testing/5-My Source/1-ISTQB Foundation Level/5-Test Management/5-Test Techniques/2-Types of White-Box Techniques/2-Statement Testing & Coverage.docx
+++ b/Knowledge/3-Work knowledge/1-Software Engineering/2-Testing/5-My Source/1-ISTQB Foundation Level/5-Test Management/5-Test Techniques/2-Types of White-Box Techniques/2-Statement Testing & Coverage.docx
@@ -29,51 +29,77 @@
       </w:pPr>
       <w:r>
         <w:rPr>
-          <w:b/>
-          <w:shd w:val="clear" w:color="auto" w:fill="B7B7B7"/>
-        </w:rPr>
-        <w:t># Source</w:t>
-      </w:r>
-      <w:r>
-        <w:rPr>
-          <w:shd w:val="clear" w:color="auto" w:fill="B7B7B7"/>
-        </w:rPr>
-        <w:t xml:space="preserve">: </w:t>
-      </w:r>
-      <w:r>
-        <w:rPr>
-          <w:b/>
-          <w:shd w:val="clear" w:color="auto" w:fill="B7B7B7"/>
-        </w:rPr>
-        <w:t xml:space="preserve">Chatgpt </w:t>
-      </w:r>
-      <w:r>
-        <w:rPr>
-          <w:b/>
-          <w:sz w:val="14"/>
-          <w:szCs w:val="14"/>
-          <w:shd w:val="clear" w:color="auto" w:fill="B7B7B7"/>
-        </w:rPr>
-        <w:t>(GPT</w:t>
-      </w:r>
-      <w:r>
-        <w:rPr>
-          <w:rFonts w:ascii="Cambria Math" w:hAnsi="Cambria Math" w:cs="Cambria Math"/>
-          <w:b/>
-          <w:sz w:val="14"/>
-          <w:szCs w:val="14"/>
-          <w:shd w:val="clear" w:color="auto" w:fill="B7B7B7"/>
+          <w:rFonts w:ascii="Arial" w:eastAsia="Arial" w:hAnsi="Arial" w:cs="Arial"/>
+          <w:b/>
+          <w:color w:val="000000"/>
+          <w:sz w:val="18"/>
+          <w:highlight w:val="lightGray"/>
+        </w:rPr>
+        <w:t># Source: AI Source: Provided by: [Data Path</w:t>
+      </w:r>
+      <w:r>
+        <w:rPr>
+          <w:rFonts w:ascii="Arial" w:eastAsia="Arial" w:hAnsi="Arial" w:cs="Arial"/>
+          <w:color w:val="000000"/>
+          <w:sz w:val="18"/>
+          <w:highlight w:val="lightGray"/>
+        </w:rPr>
+        <w:t xml:space="preserve">: Persons Table -&gt; ID Column: 1, Name_En Column: Motasem Essam] -&gt; </w:t>
+      </w:r>
+      <w:r>
+        <w:rPr>
+          <w:rFonts w:ascii="Arial" w:eastAsia="Arial" w:hAnsi="Arial" w:cs="Arial"/>
+          <w:b/>
+          <w:color w:val="000000"/>
+          <w:sz w:val="18"/>
+          <w:highlight w:val="lightGray"/>
+        </w:rPr>
+        <w:t>From:</w:t>
+      </w:r>
+      <w:r>
+        <w:rPr>
+          <w:rFonts w:ascii="Arial" w:eastAsia="Arial" w:hAnsi="Arial" w:cs="Arial"/>
+          <w:color w:val="000000"/>
+          <w:sz w:val="18"/>
+          <w:highlight w:val="lightGray"/>
+        </w:rPr>
+        <w:t xml:space="preserve"> [Chatgpt (GPT</w:t>
+      </w:r>
+      <w:r>
+        <w:rPr>
+          <w:rFonts w:ascii="Arial" w:eastAsia="Arial" w:hAnsi="Arial" w:cs="Cambria Math"/>
+          <w:color w:val="000000"/>
+          <w:sz w:val="18"/>
+          <w:highlight w:val="lightGray"/>
         </w:rPr>
         <w:t>‑</w:t>
       </w:r>
       <w:r>
         <w:rPr>
-          <w:b/>
-          <w:sz w:val="14"/>
-          <w:szCs w:val="14"/>
-          <w:shd w:val="clear" w:color="auto" w:fill="B7B7B7"/>
-        </w:rPr>
-        <w:t>5 Mini) at [8/16/2025]</w:t>
+          <w:rFonts w:ascii="Arial" w:eastAsia="Arial" w:hAnsi="Arial" w:cs="Arial"/>
+          <w:color w:val="000000"/>
+          <w:sz w:val="18"/>
+          <w:highlight w:val="lightGray"/>
+        </w:rPr>
+        <w:t xml:space="preserve">5 Mini)] </w:t>
+      </w:r>
+      <w:r>
+        <w:rPr>
+          <w:rFonts w:ascii="Arial" w:eastAsia="Arial" w:hAnsi="Arial" w:cs="Arial"/>
+          <w:b/>
+          <w:color w:val="000000"/>
+          <w:sz w:val="18"/>
+          <w:highlight w:val="lightGray"/>
+        </w:rPr>
+        <w:t>on</w:t>
+      </w:r>
+      <w:r>
+        <w:rPr>
+          <w:rFonts w:ascii="Arial" w:eastAsia="Arial" w:hAnsi="Arial"/>
+          <w:sz w:val="18"/>
+          <w:highlight w:val="lightGray"/>
+        </w:rPr>
+        <w:t xml:space="preserve"> [8/16/2025]</w:t>
       </w:r>
     </w:p>
     <w:p>
@@ -172,7 +198,7 @@
     </w:p>
     <w:p>
       <w:r>
-        <w:pict w14:anchorId="29BAF850">
+        <w:pict>
           <v:rect id="_x0000_i1025" style="width:0;height:1.5pt" o:hralign="center" o:hrstd="t" o:hr="t" fillcolor="#a0a0a0" stroked="f"/>
         </w:pict>
       </w:r>
@@ -203,51 +229,77 @@
       </w:pPr>
       <w:r>
         <w:rPr>
-          <w:b/>
-          <w:shd w:val="clear" w:color="auto" w:fill="B7B7B7"/>
-        </w:rPr>
-        <w:t># Source</w:t>
-      </w:r>
-      <w:r>
-        <w:rPr>
-          <w:shd w:val="clear" w:color="auto" w:fill="B7B7B7"/>
-        </w:rPr>
-        <w:t xml:space="preserve">: </w:t>
-      </w:r>
-      <w:r>
-        <w:rPr>
-          <w:b/>
-          <w:shd w:val="clear" w:color="auto" w:fill="B7B7B7"/>
-        </w:rPr>
-        <w:t xml:space="preserve">Chatgpt </w:t>
-      </w:r>
-      <w:r>
-        <w:rPr>
-          <w:b/>
-          <w:sz w:val="14"/>
-          <w:szCs w:val="14"/>
-          <w:shd w:val="clear" w:color="auto" w:fill="B7B7B7"/>
-        </w:rPr>
-        <w:t>(GPT</w:t>
-      </w:r>
-      <w:r>
-        <w:rPr>
-          <w:rFonts w:ascii="Cambria Math" w:hAnsi="Cambria Math" w:cs="Cambria Math"/>
-          <w:b/>
-          <w:sz w:val="14"/>
-          <w:szCs w:val="14"/>
-          <w:shd w:val="clear" w:color="auto" w:fill="B7B7B7"/>
+          <w:rFonts w:ascii="Arial" w:eastAsia="Arial" w:hAnsi="Arial" w:cs="Arial"/>
+          <w:b/>
+          <w:color w:val="000000"/>
+          <w:sz w:val="18"/>
+          <w:highlight w:val="lightGray"/>
+        </w:rPr>
+        <w:t># Source: AI Source: Provided by: [Data Path</w:t>
+      </w:r>
+      <w:r>
+        <w:rPr>
+          <w:rFonts w:ascii="Arial" w:eastAsia="Arial" w:hAnsi="Arial" w:cs="Arial"/>
+          <w:color w:val="000000"/>
+          <w:sz w:val="18"/>
+          <w:highlight w:val="lightGray"/>
+        </w:rPr>
+        <w:t xml:space="preserve">: Persons Table -&gt; ID Column: 1, Name_En Column: Motasem Essam] -&gt; </w:t>
+      </w:r>
+      <w:r>
+        <w:rPr>
+          <w:rFonts w:ascii="Arial" w:eastAsia="Arial" w:hAnsi="Arial" w:cs="Arial"/>
+          <w:b/>
+          <w:color w:val="000000"/>
+          <w:sz w:val="18"/>
+          <w:highlight w:val="lightGray"/>
+        </w:rPr>
+        <w:t>From:</w:t>
+      </w:r>
+      <w:r>
+        <w:rPr>
+          <w:rFonts w:ascii="Arial" w:eastAsia="Arial" w:hAnsi="Arial" w:cs="Arial"/>
+          <w:color w:val="000000"/>
+          <w:sz w:val="18"/>
+          <w:highlight w:val="lightGray"/>
+        </w:rPr>
+        <w:t xml:space="preserve"> [Chatgpt (GPT</w:t>
+      </w:r>
+      <w:r>
+        <w:rPr>
+          <w:rFonts w:ascii="Arial" w:eastAsia="Arial" w:hAnsi="Arial" w:cs="Cambria Math"/>
+          <w:color w:val="000000"/>
+          <w:sz w:val="18"/>
+          <w:highlight w:val="lightGray"/>
         </w:rPr>
         <w:t>‑</w:t>
       </w:r>
       <w:r>
         <w:rPr>
-          <w:b/>
-          <w:sz w:val="14"/>
-          <w:szCs w:val="14"/>
-          <w:shd w:val="clear" w:color="auto" w:fill="B7B7B7"/>
-        </w:rPr>
-        <w:t>5 Mini) at [8/16/2025]</w:t>
+          <w:rFonts w:ascii="Arial" w:eastAsia="Arial" w:hAnsi="Arial" w:cs="Arial"/>
+          <w:color w:val="000000"/>
+          <w:sz w:val="18"/>
+          <w:highlight w:val="lightGray"/>
+        </w:rPr>
+        <w:t xml:space="preserve">5 Mini)] </w:t>
+      </w:r>
+      <w:r>
+        <w:rPr>
+          <w:rFonts w:ascii="Arial" w:eastAsia="Arial" w:hAnsi="Arial" w:cs="Arial"/>
+          <w:b/>
+          <w:color w:val="000000"/>
+          <w:sz w:val="18"/>
+          <w:highlight w:val="lightGray"/>
+        </w:rPr>
+        <w:t>on</w:t>
+      </w:r>
+      <w:r>
+        <w:rPr>
+          <w:rFonts w:ascii="Arial" w:eastAsia="Arial" w:hAnsi="Arial"/>
+          <w:sz w:val="18"/>
+          <w:highlight w:val="lightGray"/>
+        </w:rPr>
+        <w:t xml:space="preserve"> [8/16/2025]</w:t>
       </w:r>
     </w:p>
     <w:p>
@@ -256,7 +308,7 @@
           <w:ilvl w:val="0"/>
           <w:numId w:val="1"/>
         </w:numPr>
-        <w:spacing w:before="240"/>
+        <w:spacing w:before="240" w:after="0" w:line="276" w:lineRule="auto"/>
       </w:pPr>
       <w:r>
         <w:rPr>
@@ -290,6 +342,7 @@
           <w:ilvl w:val="0"/>
           <w:numId w:val="1"/>
         </w:numPr>
+        <w:spacing w:after="0" w:line="276" w:lineRule="auto"/>
       </w:pPr>
       <w:r>
         <w:rPr>
@@ -323,7 +376,7 @@
           <w:ilvl w:val="0"/>
           <w:numId w:val="1"/>
         </w:numPr>
-        <w:spacing w:after="240"/>
+        <w:spacing w:after="240" w:line="276" w:lineRule="auto"/>
       </w:pPr>
       <w:r>
         <w:rPr>
@@ -353,7 +406,7 @@
     </w:p>
     <w:p>
       <w:r>
-        <w:pict w14:anchorId="04D4DC19">
+        <w:pict>
           <v:rect id="_x0000_i1026" style="width:0;height:1.5pt" o:hralign="center" o:hrstd="t" o:hr="t" fillcolor="#a0a0a0" stroked="f"/>
         </w:pict>
       </w:r>
@@ -381,51 +434,77 @@
       </w:pPr>
       <w:r>
         <w:rPr>
-          <w:b/>
-          <w:shd w:val="clear" w:color="auto" w:fill="B7B7B7"/>
-        </w:rPr>
-        <w:t># Source</w:t>
-      </w:r>
-      <w:r>
-        <w:rPr>
-          <w:shd w:val="clear" w:color="auto" w:fill="B7B7B7"/>
-        </w:rPr>
-        <w:t xml:space="preserve">: </w:t>
-      </w:r>
-      <w:r>
-        <w:rPr>
-          <w:b/>
-          <w:shd w:val="clear" w:color="auto" w:fill="B7B7B7"/>
-        </w:rPr>
-        <w:t xml:space="preserve">Chatgpt </w:t>
-      </w:r>
-      <w:r>
-        <w:rPr>
-          <w:b/>
-          <w:sz w:val="14"/>
-          <w:szCs w:val="14"/>
-          <w:shd w:val="clear" w:color="auto" w:fill="B7B7B7"/>
-        </w:rPr>
-        <w:t>(GPT</w:t>
-      </w:r>
-      <w:r>
-        <w:rPr>
-          <w:rFonts w:ascii="Cambria Math" w:hAnsi="Cambria Math" w:cs="Cambria Math"/>
-          <w:b/>
-          <w:sz w:val="14"/>
-          <w:szCs w:val="14"/>
-          <w:shd w:val="clear" w:color="auto" w:fill="B7B7B7"/>
+          <w:rFonts w:ascii="Arial" w:eastAsia="Arial" w:hAnsi="Arial" w:cs="Arial"/>
+          <w:b/>
+          <w:color w:val="000000"/>
+          <w:sz w:val="18"/>
+          <w:highlight w:val="lightGray"/>
+        </w:rPr>
+        <w:t># Source: AI Source: Provided by: [Data Path</w:t>
+      </w:r>
+      <w:r>
+        <w:rPr>
+          <w:rFonts w:ascii="Arial" w:eastAsia="Arial" w:hAnsi="Arial" w:cs="Arial"/>
+          <w:color w:val="000000"/>
+          <w:sz w:val="18"/>
+          <w:highlight w:val="lightGray"/>
+        </w:rPr>
+        <w:t xml:space="preserve">: Persons Table -&gt; ID Column: 1, Name_En Column: Motasem Essam] -&gt; </w:t>
+      </w:r>
+      <w:r>
+        <w:rPr>
+          <w:rFonts w:ascii="Arial" w:eastAsia="Arial" w:hAnsi="Arial" w:cs="Arial"/>
+          <w:b/>
+          <w:color w:val="000000"/>
+          <w:sz w:val="18"/>
+          <w:highlight w:val="lightGray"/>
+        </w:rPr>
+        <w:t>From:</w:t>
+      </w:r>
+      <w:r>
+        <w:rPr>
+          <w:rFonts w:ascii="Arial" w:eastAsia="Arial" w:hAnsi="Arial" w:cs="Arial"/>
+          <w:color w:val="000000"/>
+          <w:sz w:val="18"/>
+          <w:highlight w:val="lightGray"/>
+        </w:rPr>
+        <w:t xml:space="preserve"> [Chatgpt (GPT</w:t>
+      </w:r>
+      <w:r>
+        <w:rPr>
+          <w:rFonts w:ascii="Arial" w:eastAsia="Arial" w:hAnsi="Arial" w:cs="Cambria Math"/>
+          <w:color w:val="000000"/>
+          <w:sz w:val="18"/>
+          <w:highlight w:val="lightGray"/>
         </w:rPr>
         <w:t>‑</w:t>
       </w:r>
       <w:r>
         <w:rPr>
-          <w:b/>
-          <w:sz w:val="14"/>
-          <w:szCs w:val="14"/>
-          <w:shd w:val="clear" w:color="auto" w:fill="B7B7B7"/>
-        </w:rPr>
-        <w:t>5 Mini) at [8/16/2025]</w:t>
+          <w:rFonts w:ascii="Arial" w:eastAsia="Arial" w:hAnsi="Arial" w:cs="Arial"/>
+          <w:color w:val="000000"/>
+          <w:sz w:val="18"/>
+          <w:highlight w:val="lightGray"/>
+        </w:rPr>
+        <w:t xml:space="preserve">5 Mini)] </w:t>
+      </w:r>
+      <w:r>
+        <w:rPr>
+          <w:rFonts w:ascii="Arial" w:eastAsia="Arial" w:hAnsi="Arial" w:cs="Arial"/>
+          <w:b/>
+          <w:color w:val="000000"/>
+          <w:sz w:val="18"/>
+          <w:highlight w:val="lightGray"/>
+        </w:rPr>
+        <w:t>on</w:t>
+      </w:r>
+      <w:r>
+        <w:rPr>
+          <w:rFonts w:ascii="Arial" w:eastAsia="Arial" w:hAnsi="Arial"/>
+          <w:sz w:val="18"/>
+          <w:highlight w:val="lightGray"/>
+        </w:rPr>
+        <w:t xml:space="preserve"> [8/16/2025]</w:t>
       </w:r>
     </w:p>
     <w:p>
@@ -434,7 +513,7 @@
           <w:noProof/>
         </w:rPr>
         <w:drawing>
-          <wp:inline distT="114300" distB="114300" distL="114300" distR="114300" wp14:anchorId="0F6DCA82" wp14:editId="01FE99FF">
+          <wp:inline distT="114300" distB="114300" distL="114300" distR="114300" wp14:anchorId="2976EC1E" wp14:editId="524D15B6">
             <wp:extent cx="5943600" cy="800100"/>
             <wp:effectExtent l="0" t="0" r="0" b="0"/>
             <wp:docPr id="2" name="image1.png"/>
@@ -478,7 +557,7 @@
         <w:t>Statement Coverage (%)=Number of statements executedTotal number of statements×100\text{Statement Coverage (\%)} = \frac{\text{Number of statements executed}}{\text{Total number of statements}} \times 100</w:t>
       </w:r>
       <w:r>
-        <w:pict w14:anchorId="750C660C">
+        <w:pict>
           <v:rect id="_x0000_i1027" style="width:0;height:1.5pt" o:hralign="center" o:hrstd="t" o:hr="t" fillcolor="#a0a0a0" stroked="f"/>
         </w:pict>
       </w:r>
@@ -493,7 +572,6 @@
       <w:bookmarkStart w:id="4" w:name="_cyv7x5j0m0px" w:colFirst="0" w:colLast="0"/>
       <w:bookmarkEnd w:id="4"/>
       <w:r>
-        <w:lastRenderedPageBreak/>
         <w:t>🔍 Example:</w:t>
       </w:r>
     </w:p>
@@ -507,51 +585,77 @@
       </w:pPr>
       <w:r>
         <w:rPr>
-          <w:b/>
-          <w:shd w:val="clear" w:color="auto" w:fill="B7B7B7"/>
-        </w:rPr>
-        <w:t># Source</w:t>
-      </w:r>
-      <w:r>
-        <w:rPr>
-          <w:shd w:val="clear" w:color="auto" w:fill="B7B7B7"/>
-        </w:rPr>
-        <w:t xml:space="preserve">: </w:t>
-      </w:r>
-      <w:r>
-        <w:rPr>
-          <w:b/>
-          <w:shd w:val="clear" w:color="auto" w:fill="B7B7B7"/>
-        </w:rPr>
-        <w:t xml:space="preserve">Chatgpt </w:t>
-      </w:r>
-      <w:r>
-        <w:rPr>
-          <w:b/>
-          <w:sz w:val="14"/>
-          <w:szCs w:val="14"/>
-          <w:shd w:val="clear" w:color="auto" w:fill="B7B7B7"/>
-        </w:rPr>
-        <w:t>(GPT</w:t>
-      </w:r>
-      <w:r>
-        <w:rPr>
-          <w:rFonts w:ascii="Cambria Math" w:hAnsi="Cambria Math" w:cs="Cambria Math"/>
-          <w:b/>
-          <w:sz w:val="14"/>
-          <w:szCs w:val="14"/>
-          <w:shd w:val="clear" w:color="auto" w:fill="B7B7B7"/>
+          <w:rFonts w:ascii="Arial" w:eastAsia="Arial" w:hAnsi="Arial" w:cs="Arial"/>
+          <w:b/>
+          <w:color w:val="000000"/>
+          <w:sz w:val="18"/>
+          <w:highlight w:val="lightGray"/>
+        </w:rPr>
+        <w:t># Source: AI Source: Provided by: [Data Path</w:t>
+      </w:r>
+      <w:r>
+        <w:rPr>
+          <w:rFonts w:ascii="Arial" w:eastAsia="Arial" w:hAnsi="Arial" w:cs="Arial"/>
+          <w:color w:val="000000"/>
+          <w:sz w:val="18"/>
+          <w:highlight w:val="lightGray"/>
+        </w:rPr>
+        <w:t xml:space="preserve">: Persons Table -&gt; ID Column: 1, Name_En Column: Motasem Essam] -&gt; </w:t>
+      </w:r>
+      <w:r>
+        <w:rPr>
+          <w:rFonts w:ascii="Arial" w:eastAsia="Arial" w:hAnsi="Arial" w:cs="Arial"/>
+          <w:b/>
+          <w:color w:val="000000"/>
+          <w:sz w:val="18"/>
+          <w:highlight w:val="lightGray"/>
+        </w:rPr>
+        <w:t>From:</w:t>
+      </w:r>
+      <w:r>
+        <w:rPr>
+          <w:rFonts w:ascii="Arial" w:eastAsia="Arial" w:hAnsi="Arial" w:cs="Arial"/>
+          <w:color w:val="000000"/>
+          <w:sz w:val="18"/>
+          <w:highlight w:val="lightGray"/>
+        </w:rPr>
+        <w:t xml:space="preserve"> [Chatgpt (GPT</w:t>
+      </w:r>
+      <w:r>
+        <w:rPr>
+          <w:rFonts w:ascii="Arial" w:eastAsia="Arial" w:hAnsi="Arial" w:cs="Cambria Math"/>
+          <w:color w:val="000000"/>
+          <w:sz w:val="18"/>
+          <w:highlight w:val="lightGray"/>
         </w:rPr>
         <w:t>‑</w:t>
       </w:r>
       <w:r>
         <w:rPr>
-          <w:b/>
-          <w:sz w:val="14"/>
-          <w:szCs w:val="14"/>
-          <w:shd w:val="clear" w:color="auto" w:fill="B7B7B7"/>
-        </w:rPr>
-        <w:t>5 Mini) at [8/16/2025]</w:t>
+          <w:rFonts w:ascii="Arial" w:eastAsia="Arial" w:hAnsi="Arial" w:cs="Arial"/>
+          <w:color w:val="000000"/>
+          <w:sz w:val="18"/>
+          <w:highlight w:val="lightGray"/>
+        </w:rPr>
+        <w:t xml:space="preserve">5 Mini)] </w:t>
+      </w:r>
+      <w:r>
+        <w:rPr>
+          <w:rFonts w:ascii="Arial" w:eastAsia="Arial" w:hAnsi="Arial" w:cs="Arial"/>
+          <w:b/>
+          <w:color w:val="000000"/>
+          <w:sz w:val="18"/>
+          <w:highlight w:val="lightGray"/>
+        </w:rPr>
+        <w:t>on</w:t>
+      </w:r>
+      <w:r>
+        <w:rPr>
+          <w:rFonts w:ascii="Arial" w:eastAsia="Arial" w:hAnsi="Arial"/>
+          <w:sz w:val="18"/>
+          <w:highlight w:val="lightGray"/>
+        </w:rPr>
+        <w:t xml:space="preserve"> [8/16/2025]</w:t>
       </w:r>
     </w:p>
     <w:p>
@@ -560,7 +664,7 @@
           <w:noProof/>
         </w:rPr>
         <w:drawing>
-          <wp:inline distT="114300" distB="114300" distL="114300" distR="114300" wp14:anchorId="1F668B07" wp14:editId="3BF058A6">
+          <wp:inline distT="114300" distB="114300" distL="114300" distR="114300" wp14:anchorId="7246C6A6" wp14:editId="203FBED9">
             <wp:extent cx="5943600" cy="1219200"/>
             <wp:effectExtent l="0" t="0" r="0" b="0"/>
             <wp:docPr id="1" name="image2.png"/>
@@ -661,7 +765,7 @@
           <w:ilvl w:val="0"/>
           <w:numId w:val="2"/>
         </w:numPr>
-        <w:spacing w:before="240"/>
+        <w:spacing w:before="240" w:after="0" w:line="276" w:lineRule="auto"/>
         <w:rPr>
           <w:rFonts w:ascii="Roboto Mono" w:eastAsia="Roboto Mono" w:hAnsi="Roboto Mono" w:cs="Roboto Mono"/>
         </w:rPr>
@@ -687,6 +791,7 @@
           <w:ilvl w:val="1"/>
           <w:numId w:val="2"/>
         </w:numPr>
+        <w:spacing w:after="0" w:line="276" w:lineRule="auto"/>
         <w:rPr>
           <w:rFonts w:ascii="Roboto Mono" w:eastAsia="Roboto Mono" w:hAnsi="Roboto Mono" w:cs="Roboto Mono"/>
         </w:rPr>
@@ -712,6 +817,7 @@
           <w:ilvl w:val="1"/>
           <w:numId w:val="2"/>
         </w:numPr>
+        <w:spacing w:after="0" w:line="276" w:lineRule="auto"/>
         <w:rPr>
           <w:rFonts w:ascii="Roboto Mono" w:eastAsia="Roboto Mono" w:hAnsi="Roboto Mono" w:cs="Roboto Mono"/>
         </w:rPr>
@@ -737,6 +843,7 @@
           <w:ilvl w:val="1"/>
           <w:numId w:val="2"/>
         </w:numPr>
+        <w:spacing w:after="0" w:line="276" w:lineRule="auto"/>
         <w:rPr>
           <w:rFonts w:ascii="Roboto Mono" w:eastAsia="Roboto Mono" w:hAnsi="Roboto Mono" w:cs="Roboto Mono"/>
         </w:rPr>
@@ -762,6 +869,7 @@
           <w:ilvl w:val="0"/>
           <w:numId w:val="2"/>
         </w:numPr>
+        <w:spacing w:after="0" w:line="276" w:lineRule="auto"/>
       </w:pPr>
       <w:r>
         <w:rPr>
@@ -797,6 +905,7 @@
           <w:ilvl w:val="1"/>
           <w:numId w:val="2"/>
         </w:numPr>
+        <w:spacing w:after="0" w:line="276" w:lineRule="auto"/>
       </w:pPr>
       <w:r>
         <w:rPr>
@@ -825,6 +934,7 @@
           <w:ilvl w:val="0"/>
           <w:numId w:val="2"/>
         </w:numPr>
+        <w:spacing w:after="0" w:line="276" w:lineRule="auto"/>
       </w:pPr>
       <w:r>
         <w:rPr>
@@ -860,7 +970,7 @@
           <w:ilvl w:val="1"/>
           <w:numId w:val="2"/>
         </w:numPr>
-        <w:spacing w:after="240"/>
+        <w:spacing w:after="240" w:line="276" w:lineRule="auto"/>
       </w:pPr>
       <w:r>
         <w:rPr>
@@ -925,7 +1035,7 @@
     </w:p>
     <w:p>
       <w:r>
-        <w:pict w14:anchorId="77B3D8AF">
+        <w:pict>
           <v:rect id="_x0000_i1028" style="width:0;height:1.5pt" o:hralign="center" o:hrstd="t" o:hr="t" fillcolor="#a0a0a0" stroked="f"/>
         </w:pict>
       </w:r>
@@ -953,52 +1063,77 @@
       </w:pPr>
       <w:r>
         <w:rPr>
-          <w:b/>
-          <w:shd w:val="clear" w:color="auto" w:fill="B7B7B7"/>
-        </w:rPr>
-        <w:lastRenderedPageBreak/>
-        <w:t># Source</w:t>
-      </w:r>
-      <w:r>
-        <w:rPr>
-          <w:shd w:val="clear" w:color="auto" w:fill="B7B7B7"/>
-        </w:rPr>
-        <w:t xml:space="preserve">: </w:t>
-      </w:r>
-      <w:r>
-        <w:rPr>
-          <w:b/>
-          <w:shd w:val="clear" w:color="auto" w:fill="B7B7B7"/>
-        </w:rPr>
-        <w:t xml:space="preserve">Chatgpt </w:t>
-      </w:r>
-      <w:r>
-        <w:rPr>
-          <w:b/>
-          <w:sz w:val="14"/>
-          <w:szCs w:val="14"/>
-          <w:shd w:val="clear" w:color="auto" w:fill="B7B7B7"/>
-        </w:rPr>
-        <w:t>(GPT</w:t>
-      </w:r>
-      <w:r>
-        <w:rPr>
-          <w:rFonts w:ascii="Cambria Math" w:hAnsi="Cambria Math" w:cs="Cambria Math"/>
-          <w:b/>
-          <w:sz w:val="14"/>
-          <w:szCs w:val="14"/>
-          <w:shd w:val="clear" w:color="auto" w:fill="B7B7B7"/>
+          <w:rFonts w:ascii="Arial" w:eastAsia="Arial" w:hAnsi="Arial" w:cs="Arial"/>
+          <w:b/>
+          <w:color w:val="000000"/>
+          <w:sz w:val="18"/>
+          <w:highlight w:val="lightGray"/>
+        </w:rPr>
+        <w:t># Source: AI Source: Provided by: [Data Path</w:t>
+      </w:r>
+      <w:r>
+        <w:rPr>
+          <w:rFonts w:ascii="Arial" w:eastAsia="Arial" w:hAnsi="Arial" w:cs="Arial"/>
+          <w:color w:val="000000"/>
+          <w:sz w:val="18"/>
+          <w:highlight w:val="lightGray"/>
+        </w:rPr>
+        <w:t xml:space="preserve">: Persons Table -&gt; ID Column: 1, Name_En Column: Motasem Essam] -&gt; </w:t>
+      </w:r>
+      <w:r>
+        <w:rPr>
+          <w:rFonts w:ascii="Arial" w:eastAsia="Arial" w:hAnsi="Arial" w:cs="Arial"/>
+          <w:b/>
+          <w:color w:val="000000"/>
+          <w:sz w:val="18"/>
+          <w:highlight w:val="lightGray"/>
+        </w:rPr>
+        <w:t>From:</w:t>
+      </w:r>
+      <w:r>
+        <w:rPr>
+          <w:rFonts w:ascii="Arial" w:eastAsia="Arial" w:hAnsi="Arial" w:cs="Arial"/>
+          <w:color w:val="000000"/>
+          <w:sz w:val="18"/>
+          <w:highlight w:val="lightGray"/>
+        </w:rPr>
+        <w:t xml:space="preserve"> [Chatgpt (GPT</w:t>
+      </w:r>
+      <w:r>
+        <w:rPr>
+          <w:rFonts w:ascii="Arial" w:eastAsia="Arial" w:hAnsi="Arial" w:cs="Cambria Math"/>
+          <w:color w:val="000000"/>
+          <w:sz w:val="18"/>
+          <w:highlight w:val="lightGray"/>
         </w:rPr>
         <w:t>‑</w:t>
       </w:r>
       <w:r>
         <w:rPr>
-          <w:b/>
-          <w:sz w:val="14"/>
-          <w:szCs w:val="14"/>
-          <w:shd w:val="clear" w:color="auto" w:fill="B7B7B7"/>
-        </w:rPr>
-        <w:t>5 Mini) at [8/16/2025]</w:t>
+          <w:rFonts w:ascii="Arial" w:eastAsia="Arial" w:hAnsi="Arial" w:cs="Arial"/>
+          <w:color w:val="000000"/>
+          <w:sz w:val="18"/>
+          <w:highlight w:val="lightGray"/>
+        </w:rPr>
+        <w:t xml:space="preserve">5 Mini)] </w:t>
+      </w:r>
+      <w:r>
+        <w:rPr>
+          <w:rFonts w:ascii="Arial" w:eastAsia="Arial" w:hAnsi="Arial" w:cs="Arial"/>
+          <w:b/>
+          <w:color w:val="000000"/>
+          <w:sz w:val="18"/>
+          <w:highlight w:val="lightGray"/>
+        </w:rPr>
+        <w:t>on</w:t>
+      </w:r>
+      <w:r>
+        <w:rPr>
+          <w:rFonts w:ascii="Arial" w:eastAsia="Arial" w:hAnsi="Arial"/>
+          <w:sz w:val="18"/>
+          <w:highlight w:val="lightGray"/>
+        </w:rPr>
+        <w:t xml:space="preserve"> [8/16/2025]</w:t>
       </w:r>
     </w:p>
     <w:p>
@@ -1007,7 +1142,7 @@
           <w:ilvl w:val="0"/>
           <w:numId w:val="4"/>
         </w:numPr>
-        <w:spacing w:before="240"/>
+        <w:spacing w:before="240" w:after="0" w:line="276" w:lineRule="auto"/>
         <w:rPr>
           <w:rFonts w:ascii="Roboto Mono" w:eastAsia="Roboto Mono" w:hAnsi="Roboto Mono" w:cs="Roboto Mono"/>
         </w:rPr>
@@ -1031,7 +1166,7 @@
           <w:ilvl w:val="0"/>
           <w:numId w:val="4"/>
         </w:numPr>
-        <w:spacing w:after="240"/>
+        <w:spacing w:after="240" w:line="276" w:lineRule="auto"/>
       </w:pPr>
       <w:r>
         <w:rPr>
@@ -1082,51 +1217,77 @@
       </w:pPr>
       <w:r>
         <w:rPr>
-          <w:b/>
-          <w:shd w:val="clear" w:color="auto" w:fill="B7B7B7"/>
-        </w:rPr>
-        <w:t># Source</w:t>
-      </w:r>
-      <w:r>
-        <w:rPr>
-          <w:shd w:val="clear" w:color="auto" w:fill="B7B7B7"/>
-        </w:rPr>
-        <w:t xml:space="preserve">: </w:t>
-      </w:r>
-      <w:r>
-        <w:rPr>
-          <w:b/>
-          <w:shd w:val="clear" w:color="auto" w:fill="B7B7B7"/>
-        </w:rPr>
-        <w:t xml:space="preserve">Chatgpt </w:t>
-      </w:r>
-      <w:r>
-        <w:rPr>
-          <w:b/>
-          <w:sz w:val="14"/>
-          <w:szCs w:val="14"/>
-          <w:shd w:val="clear" w:color="auto" w:fill="B7B7B7"/>
-        </w:rPr>
-        <w:t>(GPT</w:t>
-      </w:r>
-      <w:r>
-        <w:rPr>
-          <w:rFonts w:ascii="Cambria Math" w:hAnsi="Cambria Math" w:cs="Cambria Math"/>
-          <w:b/>
-          <w:sz w:val="14"/>
-          <w:szCs w:val="14"/>
-          <w:shd w:val="clear" w:color="auto" w:fill="B7B7B7"/>
+          <w:rFonts w:ascii="Arial" w:eastAsia="Arial" w:hAnsi="Arial" w:cs="Arial"/>
+          <w:b/>
+          <w:color w:val="000000"/>
+          <w:sz w:val="18"/>
+          <w:highlight w:val="lightGray"/>
+        </w:rPr>
+        <w:t># Source: AI Source: Provided by: [Data Path</w:t>
+      </w:r>
+      <w:r>
+        <w:rPr>
+          <w:rFonts w:ascii="Arial" w:eastAsia="Arial" w:hAnsi="Arial" w:cs="Arial"/>
+          <w:color w:val="000000"/>
+          <w:sz w:val="18"/>
+          <w:highlight w:val="lightGray"/>
+        </w:rPr>
+        <w:t xml:space="preserve">: Persons Table -&gt; ID Column: 1, Name_En Column: Motasem Essam] -&gt; </w:t>
+      </w:r>
+      <w:r>
+        <w:rPr>
+          <w:rFonts w:ascii="Arial" w:eastAsia="Arial" w:hAnsi="Arial" w:cs="Arial"/>
+          <w:b/>
+          <w:color w:val="000000"/>
+          <w:sz w:val="18"/>
+          <w:highlight w:val="lightGray"/>
+        </w:rPr>
+        <w:t>From:</w:t>
+      </w:r>
+      <w:r>
+        <w:rPr>
+          <w:rFonts w:ascii="Arial" w:eastAsia="Arial" w:hAnsi="Arial" w:cs="Arial"/>
+          <w:color w:val="000000"/>
+          <w:sz w:val="18"/>
+          <w:highlight w:val="lightGray"/>
+        </w:rPr>
+        <w:t xml:space="preserve"> [Chatgpt (GPT</w:t>
+      </w:r>
+      <w:r>
+        <w:rPr>
+          <w:rFonts w:ascii="Arial" w:eastAsia="Arial" w:hAnsi="Arial" w:cs="Cambria Math"/>
+          <w:color w:val="000000"/>
+          <w:sz w:val="18"/>
+          <w:highlight w:val="lightGray"/>
         </w:rPr>
         <w:t>‑</w:t>
       </w:r>
       <w:r>
         <w:rPr>
-          <w:b/>
-          <w:sz w:val="14"/>
-          <w:szCs w:val="14"/>
-          <w:shd w:val="clear" w:color="auto" w:fill="B7B7B7"/>
-        </w:rPr>
-        <w:t>5 Mini) at [8/16/2025]</w:t>
+          <w:rFonts w:ascii="Arial" w:eastAsia="Arial" w:hAnsi="Arial" w:cs="Arial"/>
+          <w:color w:val="000000"/>
+          <w:sz w:val="18"/>
+          <w:highlight w:val="lightGray"/>
+        </w:rPr>
+        <w:t xml:space="preserve">5 Mini)] </w:t>
+      </w:r>
+      <w:r>
+        <w:rPr>
+          <w:rFonts w:ascii="Arial" w:eastAsia="Arial" w:hAnsi="Arial" w:cs="Arial"/>
+          <w:b/>
+          <w:color w:val="000000"/>
+          <w:sz w:val="18"/>
+          <w:highlight w:val="lightGray"/>
+        </w:rPr>
+        <w:t>on</w:t>
+      </w:r>
+      <w:r>
+        <w:rPr>
+          <w:rFonts w:ascii="Arial" w:eastAsia="Arial" w:hAnsi="Arial"/>
+          <w:sz w:val="18"/>
+          <w:highlight w:val="lightGray"/>
+        </w:rPr>
+        <w:t xml:space="preserve"> [8/16/2025]</w:t>
       </w:r>
     </w:p>
     <w:p>
@@ -1135,7 +1296,7 @@
           <w:ilvl w:val="0"/>
           <w:numId w:val="3"/>
         </w:numPr>
-        <w:spacing w:before="240"/>
+        <w:spacing w:before="240" w:after="0" w:line="276" w:lineRule="auto"/>
       </w:pPr>
       <w:r>
         <w:rPr>
@@ -1169,7 +1330,7 @@
           <w:ilvl w:val="0"/>
           <w:numId w:val="3"/>
         </w:numPr>
-        <w:spacing w:after="240"/>
+        <w:spacing w:after="240" w:line="276" w:lineRule="auto"/>
         <w:rPr>
           <w:rFonts w:ascii="Roboto Mono" w:eastAsia="Roboto Mono" w:hAnsi="Roboto Mono" w:cs="Roboto Mono"/>
         </w:rPr>
@@ -1189,7 +1350,7 @@
     </w:p>
     <w:p>
       <w:r>
-        <w:pict w14:anchorId="498CBB5E">
+        <w:pict>
           <v:rect id="_x0000_i1029" style="width:0;height:1.5pt" o:hralign="center" o:hrstd="t" o:hr="t" fillcolor="#a0a0a0" stroked="f"/>
         </w:pict>
       </w:r>
@@ -1256,18 +1417,19 @@
     </w:p>
     <w:p>
       <w:r>
-        <w:pict w14:anchorId="36FCE07D">
+        <w:pict>
           <v:rect id="_x0000_i1030" style="width:0;height:1.5pt" o:hralign="center" o:hrstd="t" o:hr="t" fillcolor="#a0a0a0" stroked="f"/>
         </w:pict>
       </w:r>
     </w:p>
+    <w:p/>
     <w:p/>
     <w:p/>
     <w:sectPr>
       <w:pgSz w:w="12240" w:h="15840"/>
       <w:pgMar w:top="1440" w:right="1440" w:bottom="1440" w:left="1440" w:header="720" w:footer="720" w:gutter="0"/>
-      <w:pgNumType w:start="1"/>
       <w:cols w:space="720"/>
+      <w:docGrid w:linePitch="360"/>
     </w:sectPr>
   </w:body>
 </w:document>
@@ -2142,18 +2304,6 @@
   <w:style w:type="paragraph" w:default="1" w:styleId="Normal">
     <w:name w:val="Normal"/>
     <w:qFormat/>
-    <w:rsid w:val="00AA37DA"/>
-    <w:pPr>
-      <w:spacing w:after="0" w:line="276" w:lineRule="auto"/>
-    </w:pPr>
-    <w:rPr>
-      <w:rFonts w:ascii="Arial" w:eastAsia="Arial" w:hAnsi="Arial" w:cs="Arial"/>
-      <w:kern w:val="0"/>
-      <w:sz w:val="22"/>
-      <w:szCs w:val="22"/>
-      <w:lang w:val="en"/>
-      <w14:ligatures w14:val="none"/>
-    </w:rPr>
   </w:style>
   <w:style w:type="paragraph" w:styleId="Heading1">
     <w:name w:val="heading 1"/>
@@ -2162,7 +2312,7 @@
     <w:link w:val="Heading1Char"/>
     <w:uiPriority w:val="9"/>
     <w:qFormat/>
-    <w:rsid w:val="005109DA"/>
+    <w:rsid w:val="006E45B2"/>
     <w:pPr>
       <w:keepNext/>
       <w:keepLines/>
@@ -2184,7 +2334,7 @@
     <w:uiPriority w:val="9"/>
     <w:unhideWhenUsed/>
     <w:qFormat/>
-    <w:rsid w:val="005109DA"/>
+    <w:rsid w:val="006E45B2"/>
     <w:pPr>
       <w:keepNext/>
       <w:keepLines/>
@@ -2207,7 +2357,7 @@
     <w:semiHidden/>
     <w:unhideWhenUsed/>
     <w:qFormat/>
-    <w:rsid w:val="005109DA"/>
+    <w:rsid w:val="006E45B2"/>
     <w:pPr>
       <w:keepNext/>
       <w:keepLines/>
@@ -2230,7 +2380,7 @@
     <w:semiHidden/>
     <w:unhideWhenUsed/>
     <w:qFormat/>
-    <w:rsid w:val="005109DA"/>
+    <w:rsid w:val="006E45B2"/>
     <w:pPr>
       <w:keepNext/>
       <w:keepLines/>
@@ -2253,7 +2403,7 @@
     <w:semiHidden/>
     <w:unhideWhenUsed/>
     <w:qFormat/>
-    <w:rsid w:val="005109DA"/>
+    <w:rsid w:val="006E45B2"/>
     <w:pPr>
       <w:keepNext/>
       <w:keepLines/>
@@ -2274,11 +2424,11 @@
     <w:semiHidden/>
     <w:unhideWhenUsed/>
     <w:qFormat/>
-    <w:rsid w:val="005109DA"/>
+    <w:rsid w:val="006E45B2"/>
     <w:pPr>
       <w:keepNext/>
       <w:keepLines/>
-      <w:spacing w:before="40"/>
+      <w:spacing w:before="40" w:after="0"/>
       <w:outlineLvl w:val="5"/>
     </w:pPr>
     <w:rPr>
@@ -2297,11 +2447,11 @@
     <w:semiHidden/>
     <w:unhideWhenUsed/>
     <w:qFormat/>
-    <w:rsid w:val="005109DA"/>
+    <w:rsid w:val="006E45B2"/>
     <w:pPr>
       <w:keepNext/>
       <w:keepLines/>
-      <w:spacing w:before="40"/>
+      <w:spacing w:before="40" w:after="0"/>
       <w:outlineLvl w:val="6"/>
     </w:pPr>
     <w:rPr>
@@ -2318,10 +2468,11 @@
     <w:semiHidden/>
     <w:unhideWhenUsed/>
     <w:qFormat/>
-    <w:rsid w:val="005109DA"/>
+    <w:rsid w:val="006E45B2"/>
     <w:pPr>
       <w:keepNext/>
       <w:keepLines/>
+      <w:spacing w:after="0"/>
       <w:outlineLvl w:val="7"/>
     </w:pPr>
     <w:rPr>
@@ -2340,10 +2491,11 @@
     <w:semiHidden/>
     <w:unhideWhenUsed/>
     <w:qFormat/>
-    <w:rsid w:val="005109DA"/>
+    <w:rsid w:val="006E45B2"/>
     <w:pPr>
       <w:keepNext/>
       <w:keepLines/>
+      <w:spacing w:after="0"/>
       <w:outlineLvl w:val="8"/>
     </w:pPr>
     <w:rPr>
@@ -2383,7 +2535,7 @@
     <w:basedOn w:val="DefaultParagraphFont"/>
     <w:link w:val="Heading1"/>
     <w:uiPriority w:val="9"/>
-    <w:rsid w:val="005109DA"/>
+    <w:rsid w:val="006E45B2"/>
     <w:rPr>
       <w:rFonts w:asciiTheme="majorHAnsi" w:eastAsiaTheme="majorEastAsia" w:hAnsiTheme="majorHAnsi" w:cstheme="majorBidi"/>
       <w:color w:val="2F5496" w:themeColor="accent1" w:themeShade="BF"/>
@@ -2396,7 +2548,7 @@
     <w:basedOn w:val="DefaultParagraphFont"/>
     <w:link w:val="Heading2"/>
     <w:uiPriority w:val="9"/>
-    <w:rsid w:val="005109DA"/>
+    <w:rsid w:val="006E45B2"/>
     <w:rPr>
       <w:rFonts w:asciiTheme="majorHAnsi" w:eastAsiaTheme="majorEastAsia" w:hAnsiTheme="majorHAnsi" w:cstheme="majorBidi"/>
       <w:color w:val="2F5496" w:themeColor="accent1" w:themeShade="BF"/>
@@ -2410,7 +2562,7 @@
     <w:link w:val="Heading3"/>
     <w:uiPriority w:val="9"/>
     <w:semiHidden/>
-    <w:rsid w:val="005109DA"/>
+    <w:rsid w:val="006E45B2"/>
     <w:rPr>
       <w:rFonts w:eastAsiaTheme="majorEastAsia" w:cstheme="majorBidi"/>
       <w:color w:val="2F5496" w:themeColor="accent1" w:themeShade="BF"/>
@@ -2424,7 +2576,7 @@
     <w:link w:val="Heading4"/>
     <w:uiPriority w:val="9"/>
     <w:semiHidden/>
-    <w:rsid w:val="005109DA"/>
+    <w:rsid w:val="006E45B2"/>
     <w:rPr>
       <w:rFonts w:eastAsiaTheme="majorEastAsia" w:cstheme="majorBidi"/>
       <w:i/>
@@ -2438,7 +2590,7 @@
     <w:link w:val="Heading5"/>
     <w:uiPriority w:val="9"/>
     <w:semiHidden/>
-    <w:rsid w:val="005109DA"/>
+    <w:rsid w:val="006E45B2"/>
     <w:rPr>
       <w:rFonts w:eastAsiaTheme="majorEastAsia" w:cstheme="majorBidi"/>
       <w:color w:val="2F5496" w:themeColor="accent1" w:themeShade="BF"/>
@@ -2450,7 +2602,7 @@
     <w:link w:val="Heading6"/>
     <w:uiPriority w:val="9"/>
     <w:semiHidden/>
-    <w:rsid w:val="005109DA"/>
+    <w:rsid w:val="006E45B2"/>
     <w:rPr>
       <w:rFonts w:eastAsiaTheme="majorEastAsia" w:cstheme="majorBidi"/>
       <w:i/>
@@ -2464,7 +2616,7 @@
     <w:link w:val="Heading7"/>
     <w:uiPriority w:val="9"/>
     <w:semiHidden/>
-    <w:rsid w:val="005109DA"/>
+    <w:rsid w:val="006E45B2"/>
     <w:rPr>
       <w:rFonts w:eastAsiaTheme="majorEastAsia" w:cstheme="majorBidi"/>
       <w:color w:val="595959" w:themeColor="text1" w:themeTint="A6"/>
@@ -2476,7 +2628,7 @@
     <w:link w:val="Heading8"/>
     <w:uiPriority w:val="9"/>
     <w:semiHidden/>
-    <w:rsid w:val="005109DA"/>
+    <w:rsid w:val="006E45B2"/>
     <w:rPr>
       <w:rFonts w:eastAsiaTheme="majorEastAsia" w:cstheme="majorBidi"/>
       <w:i/>
@@ -2490,7 +2642,7 @@
     <w:link w:val="Heading9"/>
     <w:uiPriority w:val="9"/>
     <w:semiHidden/>
-    <w:rsid w:val="005109DA"/>
+    <w:rsid w:val="006E45B2"/>
     <w:rPr>
       <w:rFonts w:eastAsiaTheme="majorEastAsia" w:cstheme="majorBidi"/>
       <w:color w:val="272727" w:themeColor="text1" w:themeTint="D8"/>
@@ -2503,7 +2655,7 @@
     <w:link w:val="TitleChar"/>
     <w:uiPriority w:val="10"/>
     <w:qFormat/>
-    <w:rsid w:val="005109DA"/>
+    <w:rsid w:val="006E45B2"/>
     <w:pPr>
       <w:spacing w:after="80" w:line="240" w:lineRule="auto"/>
       <w:contextualSpacing/>
@@ -2521,7 +2673,7 @@
     <w:basedOn w:val="DefaultParagraphFont"/>
     <w:link w:val="Title"/>
     <w:uiPriority w:val="10"/>
-    <w:rsid w:val="005109DA"/>
+    <w:rsid w:val="006E45B2"/>
     <w:rPr>
       <w:rFonts w:asciiTheme="majorHAnsi" w:eastAsiaTheme="majorEastAsia" w:hAnsiTheme="majorHAnsi" w:cstheme="majorBidi"/>
       <w:spacing w:val="-10"/>
@@ -2537,7 +2689,7 @@
     <w:link w:val="SubtitleChar"/>
     <w:uiPriority w:val="11"/>
     <w:qFormat/>
-    <w:rsid w:val="005109DA"/>
+    <w:rsid w:val="006E45B2"/>
     <w:pPr>
       <w:numPr>
         <w:ilvl w:val="1"/>
@@ -2556,7 +2708,7 @@
     <w:basedOn w:val="DefaultParagraphFont"/>
     <w:link w:val="Subtitle"/>
     <w:uiPriority w:val="11"/>
-    <w:rsid w:val="005109DA"/>
+    <w:rsid w:val="006E45B2"/>
     <w:rPr>
       <w:rFonts w:eastAsiaTheme="majorEastAsia" w:cstheme="majorBidi"/>
       <w:color w:val="595959" w:themeColor="text1" w:themeTint="A6"/>
@@ -2572,7 +2724,7 @@
     <w:link w:val="QuoteChar"/>
     <w:uiPriority w:val="29"/>
     <w:qFormat/>
-    <w:rsid w:val="005109DA"/>
+    <w:rsid w:val="006E45B2"/>
     <w:pPr>
       <w:spacing w:before="160"/>
       <w:jc w:val="center"/>
@@ -2588,7 +2740,7 @@
     <w:basedOn w:val="DefaultParagraphFont"/>
     <w:link w:val="Quote"/>
     <w:uiPriority w:val="29"/>
-    <w:rsid w:val="005109DA"/>
+    <w:rsid w:val="006E45B2"/>
     <w:rPr>
       <w:i/>
       <w:iCs/>
@@ -2600,7 +2752,7 @@
     <w:basedOn w:val="Normal"/>
     <w:uiPriority w:val="34"/>
     <w:qFormat/>
-    <w:rsid w:val="005109DA"/>
+    <w:rsid w:val="006E45B2"/>
     <w:pPr>
       <w:ind w:left="720"/>
       <w:contextualSpacing/>
@@ -2611,7 +2763,7 @@
     <w:basedOn w:val="DefaultParagraphFont"/>
     <w:uiPriority w:val="21"/>
     <w:qFormat/>
-    <w:rsid w:val="005109DA"/>
+    <w:rsid w:val="006E45B2"/>
     <w:rPr>
       <w:i/>
       <w:iCs/>
@@ -2625,7 +2777,7 @@
     <w:link w:val="IntenseQuoteChar"/>
     <w:uiPriority w:val="30"/>
     <w:qFormat/>
-    <w:rsid w:val="005109DA"/>
+    <w:rsid w:val="006E45B2"/>
     <w:pPr>
       <w:pBdr>
         <w:top w:val="single" w:sz="4" w:space="10" w:color="2F5496" w:themeColor="accent1" w:themeShade="BF"/>
@@ -2646,7 +2798,7 @@
     <w:basedOn w:val="DefaultParagraphFont"/>
     <w:link w:val="IntenseQuote"/>
     <w:uiPriority w:val="30"/>
-    <w:rsid w:val="005109DA"/>
+    <w:rsid w:val="006E45B2"/>
     <w:rPr>
       <w:i/>
       <w:iCs/>
@@ -2658,7 +2810,7 @@
     <w:basedOn w:val="DefaultParagraphFont"/>
     <w:uiPriority w:val="32"/>
     <w:qFormat/>
-    <w:rsid w:val="005109DA"/>
+    <w:rsid w:val="006E45B2"/>
     <w:rPr>
       <w:b/>
       <w:bCs/>
